--- a/astro-site/public/media/Alex M CS_for_NGI.docx
+++ b/astro-site/public/media/Alex M CS_for_NGI.docx
@@ -2857,15 +2857,15 @@
           <w:rFonts w:cs="Calibri" w:asciiTheme="minorHAnsi" w:hAnsiTheme="minorHAnsi"/>
           <w:sz w:val="20"/>
         </w:rPr>
-        <w:t>Cranfield Defence and Security (CDS) is based at the Ministry of Defence establishment on the Oxfordshire/Wiltshire border</w:t>
-      </w:r>
-      <w:r>
-        <w:rPr>
-          <w:rFonts w:cs="Calibri" w:asciiTheme="minorHAnsi" w:hAnsiTheme="minorHAnsi"/>
-          <w:sz w:val="20"/>
-          <w:lang w:val="en-US"/>
-        </w:rPr>
-        <w:t>s. It is a specialist postgraduate university with a strong research community. During my tenure at Cranfield University I successfully delivered innovation projects sponsored by General Dynamics UK, Boeing and Rolls Royce UK.</w:t>
+        <w:t/>
+      </w:r>
+      <w:r>
+        <w:rPr>
+          <w:rFonts w:cs="Calibri" w:asciiTheme="minorHAnsi" w:hAnsiTheme="minorHAnsi"/>
+          <w:sz w:val="20"/>
+          <w:lang w:val="en-US"/>
+        </w:rPr>
+        <w:t>It is a specialist postgraduate university with a strong research community. During my tenure at Cranfield University I successfully delivered innovation projects sponsored by General Dynamics UK, Boeing and Rolls Royce UK.</w:t>
       </w:r>
     </w:p>
     <w:p>
